--- a/templates/CBB_cong_ty_quyen_dinh.docx
+++ b/templates/CBB_cong_ty_quyen_dinh.docx
@@ -1982,7 +1982,6 @@
           <w:b/>
         </w:rPr>
       </w:pPr>
-      <w:proofErr w:type="gramStart"/>
       <w:r>
         <w:rPr>
           <w:rFonts w:cs="Times New Roman"/>
@@ -1990,19 +1989,18 @@
         </w:rPr>
         <w:t>{{</w:t>
       </w:r>
-      <w:r>
-        <w:t xml:space="preserve"> </w:t>
-      </w:r>
-      <w:proofErr w:type="spellStart"/>
+      <w:proofErr w:type="spellStart"/>
+      <w:r>
+        <w:t>t</w:t>
+      </w:r>
       <w:r>
         <w:rPr>
           <w:rFonts w:cs="Times New Roman"/>
           <w:b/>
         </w:rPr>
-        <w:t>tenDonViHTX</w:t>
-      </w:r>
-      <w:proofErr w:type="spellEnd"/>
-      <w:proofErr w:type="gramEnd"/>
+        <w:t>enDonViHTX</w:t>
+      </w:r>
+      <w:proofErr w:type="spellEnd"/>
       <w:r>
         <w:rPr>
           <w:rFonts w:cs="Times New Roman"/>
@@ -2195,12 +2193,22 @@
         <w:rPr>
           <w:rFonts w:cs="Times New Roman"/>
         </w:rPr>
-        <w:t xml:space="preserve"> kiểm soát: {{</w:t>
-      </w:r>
-      <w:proofErr w:type="spellStart"/>
-      <w:r>
-        <w:rPr>
-          <w:rFonts w:cs="Times New Roman"/>
+        <w:t xml:space="preserve"> kiểm soát: </w:t>
+      </w:r>
+      <w:r>
+        <w:rPr>
+          <w:rFonts w:cs="Times New Roman"/>
+          <w:b/>
+          <w:bCs/>
+        </w:rPr>
+        <w:t>{{</w:t>
+      </w:r>
+      <w:proofErr w:type="spellStart"/>
+      <w:r>
+        <w:rPr>
+          <w:rFonts w:cs="Times New Roman"/>
+          <w:b/>
+          <w:bCs/>
         </w:rPr>
         <w:t>bienKiemSoat</w:t>
       </w:r>
@@ -2208,6 +2216,8 @@
       <w:r>
         <w:rPr>
           <w:rFonts w:cs="Times New Roman"/>
+          <w:b/>
+          <w:bCs/>
         </w:rPr>
         <w:t>}}</w:t>
       </w:r>

--- a/templates/CBB_cong_ty_quyen_dinh.docx
+++ b/templates/CBB_cong_ty_quyen_dinh.docx
@@ -811,13 +811,7 @@
         <w:rPr>
           <w:lang w:val="en-US"/>
         </w:rPr>
-        <w:t>diaChiDoanhNghiep</w:t>
-      </w:r>
-      <w:r>
-        <w:rPr>
-          <w:lang w:val="en-US"/>
-        </w:rPr>
-        <w:t xml:space="preserve"> </w:t>
+        <w:t xml:space="preserve">diaChiDoanhNghiep </w:t>
       </w:r>
       <w:r>
         <w:rPr>
@@ -1532,6 +1526,14 @@
                 <w:rFonts w:cs="Times New Roman"/>
               </w:rPr>
             </w:pPr>
+            <w:r>
+              <w:rPr>
+                <w:rFonts w:cs="Times New Roman"/>
+                <w:b/>
+                <w:bCs/>
+              </w:rPr>
+              <w:t>{</w:t>
+            </w:r>
             <w:r>
               <w:rPr>
                 <w:rFonts w:cs="Times New Roman"/>

--- a/templates/CBB_cong_ty_quyen_dinh.docx
+++ b/templates/CBB_cong_ty_quyen_dinh.docx
@@ -1430,7 +1430,25 @@
               <w:rPr>
                 <w:rFonts w:cs="Times New Roman"/>
               </w:rPr>
-              <w:t>TPHCM, ngày {{ngayKyHopDong_dd}} tháng {{ngayKyHopDong_MM}} năm {{ngayKyHopDong_yyyy}}</w:t>
+              <w:t>{{</w:t>
+            </w:r>
+            <w:r>
+              <w:rPr>
+                <w:rFonts w:cs="Times New Roman"/>
+              </w:rPr>
+              <w:t>tinhThanh</w:t>
+            </w:r>
+            <w:r>
+              <w:rPr>
+                <w:rFonts w:cs="Times New Roman"/>
+              </w:rPr>
+              <w:t>}}</w:t>
+            </w:r>
+            <w:r>
+              <w:rPr>
+                <w:rFonts w:cs="Times New Roman"/>
+              </w:rPr>
+              <w:t>, ngày {{ngayKyHopDong_dd}} tháng {{ngayKyHopDong_MM}} năm {{ngayKyHopDong_yyyy}}</w:t>
             </w:r>
           </w:p>
           <w:p>
@@ -1540,7 +1558,23 @@
                 <w:b/>
                 <w:bCs/>
               </w:rPr>
-              <w:t>{nguoiDaiDienDonViHTX}}</w:t>
+              <w:t>{</w:t>
+            </w:r>
+            <w:r>
+              <w:rPr>
+                <w:rFonts w:cs="Times New Roman"/>
+                <w:b/>
+                <w:bCs/>
+              </w:rPr>
+              <w:t>nguoiDaiDienKyTen</w:t>
+            </w:r>
+            <w:r>
+              <w:rPr>
+                <w:rFonts w:cs="Times New Roman"/>
+                <w:b/>
+                <w:bCs/>
+              </w:rPr>
+              <w:t>}}</w:t>
             </w:r>
           </w:p>
         </w:tc>
